--- a/media/R2601/output_dir/hsm/第二轮用例追踪.docx
+++ b/media/R2601/output_dir/hsm/第二轮用例追踪.docx
@@ -926,7 +926,7 @@
                 <w:rFonts w:hint="eastAsia"/>
                 <w:szCs w:val="21"/>
               </w:rPr>
-              <w:t xml:space="preserve">串口校验位</w:t>
+              <w:t xml:space="preserve">串口初始化3</w:t>
             </w:r>
           </w:p>
         </w:tc>
@@ -1084,7 +1084,7 @@
                 <w:rFonts w:hint="eastAsia"/>
                 <w:szCs w:val="21"/>
               </w:rPr>
-              <w:t xml:space="preserve">其他批量替换后初始化</w:t>
+              <w:t xml:space="preserve">串口初始化2</w:t>
             </w:r>
           </w:p>
         </w:tc>
@@ -1105,164 +1105,6 @@
                 <w:szCs w:val="21"/>
               </w:rPr>
               <w:t xml:space="preserve">YL_SU_CSH_003</w:t>
-            </w:r>
-          </w:p>
-        </w:tc>
-      </w:tr>
-      <w:tr>
-        <w:trPr>
-          <w:jc w:val="center"/>
-        </w:trPr>
-        <w:tc>
-          <w:tcPr>
-            <w:tcW w:w="626" w:type="dxa"/>
-            <w:vAlign w:val="center"/>
-          </w:tcPr>
-          <w:p>
-            <w:pPr>
-              <w:numPr>
-                <w:ilvl w:val="0"/>
-                <w:numId w:val="37"/>
-              </w:numPr>
-              <w:ind w:left="420" w:hanging="420"/>
-              <w:jc w:val="center"/>
-              <w:rPr>
-                <w:szCs w:val="21"/>
-              </w:rPr>
-            </w:pPr>
-          </w:p>
-        </w:tc>
-        <w:tc>
-          <w:tcPr>
-            <w:tcW w:w="1026" w:type="dxa"/>
-            <w:vMerge/>
-            <w:vAlign w:val="center"/>
-          </w:tcPr>
-          <w:p/>
-        </w:tc>
-        <w:tc>
-          <w:tcPr>
-            <w:tcW w:w="961" w:type="dxa"/>
-            <w:vMerge/>
-            <w:vAlign w:val="center"/>
-          </w:tcPr>
-          <w:p/>
-        </w:tc>
-        <w:tc>
-          <w:tcPr>
-            <w:tcW w:w="1537" w:type="dxa"/>
-            <w:vAlign w:val="center"/>
-            <w:vMerge w:val="continue"/>
-          </w:tcPr>
-          <w:p>
-            <w:pPr>
-              <w:pStyle w:val="aff2"/>
-              <w:spacing w:line="240" w:lineRule="auto"/>
-              <w:ind w:firstLineChars="0" w:firstLine="0"/>
-              <w:rPr>
-                <w:sz w:val="21"/>
-                <w:szCs w:val="21"/>
-              </w:rPr>
-            </w:pPr>
-            <w:r>
-              <w:rPr>
-                <w:rFonts w:hint="eastAsia"/>
-                <w:sz w:val="21"/>
-                <w:szCs w:val="21"/>
-              </w:rPr>
-              <w:t xml:space="preserve"/>
-            </w:r>
-          </w:p>
-        </w:tc>
-        <w:tc>
-          <w:tcPr>
-            <w:tcW w:w="1537" w:type="dxa"/>
-            <w:vAlign w:val="center"/>
-            <w:vMerge w:val="continue"/>
-          </w:tcPr>
-          <w:p>
-            <w:pPr>
-              <w:pStyle w:val="aff2"/>
-              <w:spacing w:line="240" w:lineRule="auto"/>
-              <w:ind w:firstLineChars="0" w:firstLine="0"/>
-              <w:rPr>
-                <w:sz w:val="21"/>
-                <w:szCs w:val="21"/>
-              </w:rPr>
-            </w:pPr>
-            <w:r>
-              <w:rPr>
-                <w:rFonts w:hint="eastAsia"/>
-                <w:sz w:val="21"/>
-                <w:szCs w:val="21"/>
-              </w:rPr>
-              <w:t xml:space="preserve"/>
-            </w:r>
-          </w:p>
-        </w:tc>
-        <w:tc>
-          <w:tcPr>
-            <w:tcW w:w="2087" w:type="dxa"/>
-            <w:vAlign w:val="center"/>
-            <w:vMerge w:val="continue"/>
-          </w:tcPr>
-          <w:p>
-            <w:pPr>
-              <w:pStyle w:val="aff2"/>
-              <w:spacing w:line="240" w:lineRule="auto"/>
-              <w:ind w:firstLineChars="0" w:firstLine="0"/>
-              <w:rPr>
-                <w:sz w:val="21"/>
-                <w:szCs w:val="21"/>
-              </w:rPr>
-            </w:pPr>
-            <w:r>
-              <w:rPr>
-                <w:rFonts w:hint="eastAsia"/>
-                <w:sz w:val="21"/>
-                <w:szCs w:val="21"/>
-              </w:rPr>
-              <w:t xml:space="preserve"/>
-            </w:r>
-          </w:p>
-        </w:tc>
-        <w:tc>
-          <w:tcPr>
-            <w:tcW w:w="3214" w:type="dxa"/>
-            <w:vAlign w:val="center"/>
-          </w:tcPr>
-          <w:p>
-            <w:pPr>
-              <w:rPr>
-                <w:szCs w:val="21"/>
-              </w:rPr>
-            </w:pPr>
-            <w:r>
-              <w:rPr>
-                <w:rFonts w:hint="eastAsia"/>
-                <w:szCs w:val="21"/>
-              </w:rPr>
-              <w:t xml:space="preserve">串口校验位</w:t>
-            </w:r>
-          </w:p>
-        </w:tc>
-        <w:tc>
-          <w:tcPr>
-            <w:tcW w:w="2984" w:type="dxa"/>
-            <w:vAlign w:val="center"/>
-          </w:tcPr>
-          <w:p>
-            <w:pPr>
-              <w:rPr>
-                <w:szCs w:val="21"/>
-              </w:rPr>
-            </w:pPr>
-            <w:r>
-              <w:rPr>
-                <w:rFonts w:hint="eastAsia"/>
-                <w:szCs w:val="21"/>
-              </w:rPr>
-              <w:t xml:space="preserve">YL_SU_CSH_004</w:t>
             </w:r>
           </w:p>
         </w:tc>
